--- a/manuscript/chapter-19-the-journey-ahead.docx
+++ b/manuscript/chapter-19-the-journey-ahead.docx
@@ -8,6 +8,7 @@
       </w:pPr>
       <w:r>
         <w:rPr>
+          <w:b/>
           <w:color w:val="000000"/>
         </w:rPr>
         <w:t>Chapter 19: The Journey Ahead</w:t>
@@ -59,27 +60,17 @@
     </w:p>
     <w:p>
       <w:r>
-        <w:t>So Flitzberg had walked in alone — and that was not daring. It was the first move of the recruitment, and the only move that could work. Hours ago, he had watched these four stand inside a lie the size of a mountain and refuse to take any part of it on faith — testing the ground with thrown stones before they trusted it, saying it is telling us it's not real, whatever happens, remember that, saying we treat it as real until something proves otherwise. He had dictated the note to Sef himself: they do not tru</w:t>
-      </w:r>
-      <w:r>
-        <w:t>st what they are told; they trust what they have tested. A man who entered this room behind guards would never be tested — only classified: one more official behind armor, Trinity in a different coat, and no words he said afterward would survive that first sight. The only introduction they could accept was a man within reach of their hands — the first claim this office ever made to them that they could check.</w:t>
+        <w:t>So Flitzberg had walked in alone — and that was not daring. It was the first move of the recruitment, and the only move that could work. Hours ago, he had watched these four stand inside a lie the size of a mountain and refuse to take any part of it on faith — testing the ground with thrown stones before they trusted it, saying it is telling us it's not real, whatever happens, remember that, saying we treat it as real until something proves otherwise. He had dictated the note to Sef himself: they do not trust what they are told; they trust what they have tested. A man who entered this room behind guards would never be tested — only classified: one more official behind armor, Trinity in a different coat, and no words he said afterward would survive that first sight. The only introduction they could accept was a man within reach of their hands — the first claim this office ever made to them that they could check.</w:t>
       </w:r>
     </w:p>
     <w:p>
       <w:r>
-        <w:t xml:space="preserve">And the stake was worth the table. In another room, on another screen, sat a dark file — founder-tier permissions, a signature of two letters, corrections that could no longer correct — and under it a sentence in Flitzberg's own hand: capable agents will not be enough. The office's rolls ran back the better part of a century, through every candidate measured by every Chief Architect before him, and nowhere in them had examiners ever marked anyone possible against a problem of that size. These four were the </w:t>
-      </w:r>
-      <w:r>
-        <w:t>first.</w:t>
+        <w:t>And the stake was worth the table. In another room, on another screen, sat a dark file — founder-tier permissions, a signature of two letters, corrections that could no longer correct — and under it a sentence in Flitzberg's own hand: capable agents will not be enough. The office's rolls ran back the better part of a century, through every candidate measured by every Chief Architect before him, and nowhere in them had examiners ever marked anyone possible against a problem of that size. These four were the first.</w:t>
       </w:r>
     </w:p>
     <w:p>
       <w:r>
-        <w:lastRenderedPageBreak/>
-        <w:t>Set those two things side by side: a threat his office had already judged beyond its best agents, and the only four people its records had ever rated as a possible answer. Against stakes like that, the life of one old man did not weigh much. And the risk, though real, was not the coin-toss it appeared. The CONTROL file told him what this boy did with power over other people, and measurements like that were right far more often than they were wrong. Far more often was not always. Flitzberg had spent a workin</w:t>
-      </w:r>
-      <w:r>
-        <w:t>g lifetime refusing to confuse a strong measurement with a certainty, and he did not confuse them now. He walked in afraid, with the fear in good order, and let the odds keep him company. It was no more than his own examiners had written of the four in the PLAN room — fear present; reasoning continuous — and he would have been ashamed to be measured more kindly than his recruits.</w:t>
+        <w:t>Set those two things side by side: a threat his office had already judged beyond its best agents, and the only four people its records had ever rated as a possible answer. Against stakes like that, the life of one old man did not weigh much. And the risk, though real, was not the coin-toss it appeared. The CONTROL file told him what this boy did with power over other people, and measurements like that were right far more often than they were wrong. Far more often was not always. Flitzberg had spent a working lifetime refusing to confuse a strong measurement with a certainty, and he did not confuse them now. He walked in afraid, with the fear in good order, and let the odds keep him company. It was no more than his own examiners had written of the four in the PLAN room — fear present; reasoning continuous — and he would have been ashamed to be measured more kindly than his recruits.</w:t>
       </w:r>
     </w:p>
     <w:p>
@@ -129,7 +120,6 @@
     </w:p>
     <w:p>
       <w:r>
-        <w:lastRenderedPageBreak/>
         <w:t>They lifted Camilla with a care that none of the three boys had ever seen applied to a miner's body. That, more than the light, more than the calm man rubbing his throat, was the thing that made the room real: somewhere beneath the city they had been taught was the whole world, there were people whose hands were gentle by training.</w:t>
       </w:r>
     </w:p>
@@ -165,10 +155,7 @@
     </w:p>
     <w:p>
       <w:r>
-        <w:t>"Yes. And I do not know." He let that stand. "Our instruments say nothing is wrong with him. Heart, breath, the workings of his body — all of it steady, all of it well. By every measure we have, he is unharmed. The instruments are wrong. Some part of your friend spent itself in that room, or went somewhere to pay for what the four of you needed, and it has not come back. We will keep his body strong and his door open. Past that, I will not pretend to a knowledge I do not have. You have been lied to with con</w:t>
-      </w:r>
-      <w:r>
-        <w:t>fidence your whole lives. I will not add to it."</w:t>
+        <w:t>"Yes. And I do not know." He let that stand. "Our instruments say nothing is wrong with him. Heart, breath, the workings of his body — all of it steady, all of it well. By every measure we have, he is unharmed. The instruments are wrong. Some part of your friend spent itself in that room, or went somewhere to pay for what the four of you needed, and it has not come back. We will keep his body strong and his door open. Past that, I will not pretend to a knowledge I do not have. You have been lied to with confidence your whole lives. I will not add to it."</w:t>
       </w:r>
     </w:p>
     <w:p>
@@ -198,11 +185,7 @@
     </w:p>
     <w:p>
       <w:r>
-        <w:t xml:space="preserve">"Some who fail die," Flitzberg said. "Not by our hand — understand that exactly. No one is executed in this ring. But the rooms you walked are not theater. The drone that took your sister's arm was not pretending, and the heat that softened her sealant was real heat. A test that cannot hurt you cannot measure you. And when a team breaks in those rooms — when it panics, or freezes, or turns on itself — the rooms do not become gentle because the people </w:t>
-      </w:r>
-      <w:r>
-        <w:lastRenderedPageBreak/>
-        <w:t>in them have stopped being able. That is how the deaths happen. Others fail more quietly, and serve this ring in smaller ways, and are not punished for failing. A few are returned to their old lives with a story that explains their absence, and they are watched, kindly but forever, because of what they have seen. That is the finished sentence. You are owed the whole of it, and now you have it."</w:t>
+        <w:t>"Some who fail die," Flitzberg said. "Not by our hand — understand that exactly. No one is executed in this ring. But the rooms you walked are not theater. The drone that took your sister's arm was not pretending, and the heat that softened her sealant was real heat. A test that cannot hurt you cannot measure you. And when a team breaks in those rooms — when it panics, or freezes, or turns on itself — the rooms do not become gentle because the people in them have stopped being able. That is how the deaths happen. Others fail more quietly, and serve this ring in smaller ways, and are not punished for failing. A few are returned to their old lives with a story that explains their absence, and they are watched, kindly but forever, because of what they have seen. That is the finished sentence. You are owed the whole of it, and now you have it."</w:t>
       </w:r>
     </w:p>
     <w:p>
@@ -222,68 +205,52 @@
     </w:p>
     <w:p>
       <w:r>
-        <w:rPr>
-          <w:highlight w:val="yellow"/>
-        </w:rPr>
-        <w:t>"I could tell you that the mine would have taken more of you, and taken it namelessly, one shift at a time, and that everything this office does is measured against that arithmetic. All of it is true, and tonight it would sound like an excuse, so I will not lean on it. The rooms we built set prices, and when a trial goes wrong, someone pays them. Your sister's arm was such a price. It fell on her — it could have fallen on any of you — and she paid it the way I have seen few grown soldiers pay anything: on h</w:t>
-      </w:r>
-      <w:r>
-        <w:rPr>
-          <w:highlight w:val="yellow"/>
-        </w:rPr>
-        <w:t>er feet, telling the three of you to get back to work while she bled. Do not remember her as someone this place happened to. Your friend is gone because he chose to pay a price we built the altar for. Both of those costs belong to this office, and this office does not pretend otherwise. What I can tell you is what the costs purchased. You were not being tortured. You were being read. And what we read in the four of you, we have been looking for, in this ring, for a very long time."</w:t>
+        <w:t>"I could tell you that the mine would have taken more of you, and taken it namelessly, one shift at a time, and that everything this office does is measured against that arithmetic. All of it is true, and tonight it would sound like an excuse, so I will not lean on it. The rooms we built set prices, and when a trial goes wrong, someone pays them. Your sister's arm was such a price. It fell on her — it could have fallen on any of you — and she paid it the way I have seen few grown soldiers pay anything: on her feet, telling the three of you to get back to work while she bled. Do not remember her as someone this place happened to. Remember her as someone who met it standing. And your friend is the other half of the same lesson. His price no one set on him. He saw it coming, counted it, and reached for it himself. We watched from this side of the glass: a boy holding a ring of stones open by will alone, blood running from his nose, long past what any measure said he had left — and he spent the last of it making certain it bought all three of you out. Both of those costs belong to this office, and this office does not pretend otherwise. What I can tell you is what the costs purchased. You were not being tortured. You were being read. And what we read in the four of you, we have been looking for, in this ring, for a very long time."</w:t>
       </w:r>
     </w:p>
     <w:p>
       <w:r>
-        <w:t>"Read for what?" Gage said. "You keep talking around it. The voice said we're ready. Ready for what? You said — " his jaw worked " — freedom. Birthright. What does that mean?"</w:t>
+        <w:t>"Read for what?" Gage said. "You keep talking around it. The voice said we're ready. Ready for what? You said freedom. Birthright. What does that mean?"</w:t>
       </w:r>
     </w:p>
     <w:p>
       <w:r>
-        <w:t>Flitzberg was silent for a moment. Not reaching for words. Deciding, as he had decided once already tonight at a roster, how much truth a person could carry while standing.</w:t>
+        <w:t>Flitzberg was silent for a moment. Not reaching for words — measuring an amount. Truth was a load like any other. The boy was owed all of it, and would get all of it, but not all of it tonight: a man at the end of his strength can carry only so much more, and truth handed over carelessly is dropped, not kept. So Flitzberg weighed out tonight's portion, the way he had weighed a decision at a roster an hour before.</w:t>
       </w:r>
     </w:p>
     <w:p>
       <w:r>
-        <w:t>"There was a time," he said, "when no one needed a lottery's permission to see the sky. That is not a story. It is a fact, and the proof of it is written in records old enough that the city above has forgotten to guard them. Freedom is not something Miner Town lost. It is something that was taken, in careful stages, by people who kept the receipts. That is the birthright I named."</w:t>
+        <w:t>"There was a time," he said, "when the people of this region moved where they chose, sold what they dug, and had a say in who set their quotas. I am not telling you a legend. The records of it still exist — deeds, charters, pay-books, rolls of names — old enough that the city above has stopped guarding them, because it assumes no one who cares is left who can read them. What changed did not change in a day. It came in stages, and every stage was signed: an emergency measure here, a safety regulation there, a lottery introduced as a mercy. Nobody stole your freedom in the night, boys. It was transferred — lawfully, gradually, in documents — and a transfer always has paperwork. That is the birthright I named. Not a dream. A property, with a record of exactly how it left your family's hands."</w:t>
       </w:r>
     </w:p>
     <w:p>
       <w:r>
-        <w:t>"Then give it back," Ben said.</w:t>
+        <w:t>Ben had gone very still. It was the same stillness the examiners had watched in the trial rooms — the small one, going quiet while his mind worked through a pattern.</w:t>
       </w:r>
     </w:p>
     <w:p>
       <w:r>
-        <w:t>"I cannot." The answer came without apology. "Neither can you. Not tonight, not by wanting it. The city above you is not a door to be broken, it is a balance to be tipped — and a balance that large, tipped wrongly or tipped fast, falls on the people least able to move out from under it. It falls on Miner Town first. It always falls on Miner Town first. This office exists to keep the great weights from crushing what lies beneath them — to correct, quietly, what the city above will not correct itself. We work</w:t>
-      </w:r>
-      <w:r>
-        <w:t xml:space="preserve"> in years, not in mornings. I know how that sounds to a man your age. It sounded the same to me at yours."</w:t>
+        <w:t>"Paper," he said at last, and there was no hope in the word. "You can show a man the deed to his own house while he stands in the rain outside it. The people who signed those papers own the offices where papers matter. They own the clerks who read them and the guards at the doors. Knowing how it was taken tells us everything — and gets us nothing. There's no counter in Miner Town where you can stand in line and ask for your freedom back."</w:t>
       </w:r>
     </w:p>
     <w:p>
       <w:r>
-        <w:lastRenderedPageBreak/>
-        <w:t>"So we'd be — what?" Gage said. "Yours?"</w:t>
+        <w:t>"Correct," Flitzberg said. "You cannot appeal to them — they own the places where appeals are heard. And you cannot rise against them, for a harder reason. Think of what happens in Miner Town after any trouble. Rations shorten. Quotas climb. Guards double at the gates, and examples are made in the shack-rows — of people who had nothing to do with the trouble at all. The city above does not fight its challengers. It bills their neighbors. Every time someone has fought the city openly, it was Miner Town that paid the bill."</w:t>
       </w:r>
     </w:p>
     <w:p>
       <w:r>
-        <w:t>"You would be trained. Fed. Taught more about how this city actually works than anyone above ground will learn in a lifetime — where its weight rests, where its joints are, what moves it and what only appears to. What you would become afterward, no one owns. I will not insult you with a speech about family. This is an office, not a home. It asks for work and secrecy, and it pays in truth and purpose, and there are days the pay is late. That is the offer whole."</w:t>
+        <w:t>"Then what's left?" Gage said. "If we can't ask and we can't fight — what is this place? What are you?"</w:t>
       </w:r>
     </w:p>
     <w:p>
       <w:r>
-        <w:t>"And if we say no?"</w:t>
+        <w:t>"The answer to that question," Flitzberg said, "is a long one, and it is owed to you whole — what this place is, how it came to be, and what it wants with the four of you. You will have all of it. But not tonight. I am not hiding it from you. I am saving it for when you can weigh it."</w:t>
       </w:r>
     </w:p>
     <w:p>
       <w:r>
-        <w:t>"Then you walk out of this ring with a story that explains where you were, and your lives resume, and you are watched — I told you the finished sentence, and it does not get prettier with repetition. No one is punished for refusing. Some have. One of them lived to old age two streets from the smelter and never spoke a word of us, and we put flowers on her grave, and she would have spat at them." Something that was almost a smile crossed the old face. "The door behind me opens in both directions. It is the o</w:t>
-      </w:r>
-      <w:r>
-        <w:t>nly door in this city that does."</w:t>
+        <w:t>Gage stared at him, and some part of the stare was refusal — and then Ben swayed on his feet, and the refusal went out of it. They had nothing left, and all three of them knew it.</w:t>
       </w:r>
     </w:p>
     <w:p>
@@ -293,27 +260,12 @@
     </w:p>
     <w:p>
       <w:r>
-        <w:t>Gage looked at Ben. The look lasted a while, and a great deal of Miner Town passed through it — shack-rows and ration lines, Emily not talking, a hacksaw, a compass, a wrench held like an heirloom.</w:t>
-      </w:r>
-    </w:p>
-    <w:p>
-      <w:r>
-        <w:t>"Conditions," Gage said at last. "Otto stays with us. Wherever we train, he's there, and he's cared for, and the day he comes back he finds us standing where he left us. Camilla decides for herself — when she's strong, not before, and nobody sells her the future while she's weak. And you —" the grip-hand rose, one finger pointing, a promise in it — "you never lie to us. Not once. The first lie ends this, whatever it costs us."</w:t>
-      </w:r>
-    </w:p>
-    <w:p>
-      <w:r>
-        <w:t>"Accepted," Flitzberg said. "All three. And the third one binds you as well, because I have use for people who make that demand and none at all for people who only make it of others."</w:t>
-      </w:r>
-    </w:p>
-    <w:p>
-      <w:r>
         <w:t>He turned toward the inner doors, and stopped, and said the rest without turning back.</w:t>
       </w:r>
     </w:p>
     <w:p>
       <w:r>
-        <w:t>"You wanted to know what you ever did to us. Nothing. But one of you was helped toward us — by a hand this office did not send and has not found. One day I will ask you to help me learn whose. Not tonight." He opened the doors onto a corridor whose lights woke in sequence, reaching ahead into the dark like stepping stones. "Tonight, eat. Sleep. Sit with your friend; speak to him, the instruments cannot prove he does not hear you. The journey ahead will keep until morning. It has kept for almost a century."</w:t>
+        <w:t>"You wanted to know what you ever did to us. Nothing. Hold on to that. The rest can wait." He opened the doors onto a corridor whose lights woke in sequence, reaching ahead into the dark like stepping stones. "Tonight, eat. Sleep. Sit with your friend — and speak to him. For all our instruments can tell, he may hear every word. Your sister will be stronger by morning. And the answers will still be here when you wake. They have waited almost a century. They can wait one more night."</w:t>
       </w:r>
     </w:p>
     <w:p>
@@ -323,13 +275,117 @@
     </w:p>
     <w:p>
       <w:r>
-        <w:lastRenderedPageBreak/>
-        <w:t>Far above, at the hour when Ashoka's training halls went dark and its corridors learned to be quiet, Rohan knelt opposite the Dhammapala in a room that held two cushions, one lamp, and nothing that recorded.</w:t>
+        <w:t>In Chanakya, the celebration had been going on since midday, and Ravi had spent most of it being congratulated by people who, a week ago, had not known his name.</w:t>
       </w:r>
     </w:p>
     <w:p>
       <w:r>
-        <w:t>He reported the way he fought: nothing wasted. The dead room. The wall and its four panels. The cell, by their working names only — the eye, the arm, the ear, the voice — and the rule that made him the body's single door. The bulletin that had arrived mid-meeting like a fourth knock on a door already answered three times. Direction, disguise, perfection. Generosity as fingerprint.</w:t>
+        <w:t>The house had taken the news exactly the way a house takes rain after a drought. The moment it arrived, the day's work simply stopped — consoles abandoned mid-query, retrieval requests left standing in their queues. The archive director — a woman Ravi had seen in person perhaps four times in eleven years of service — had stood on a retrieval cart and read the allocation council's decision aloud to the whole floor, and the analysts of Chanakya, the quietest profession in the quietest house in the city, had cheered so loudly that the sound echoed back off the high shelf-rows. The Annex. Approved. In full. Men who had told the eleven-year joke at lunch for their entire careers stood blinking at each other, needing to hear it twice.</w:t>
+      </w:r>
+    </w:p>
+    <w:p>
+      <w:r>
+        <w:t>And through all of it, hands kept finding Ravi's shoulder. Seniors quoted his own sentences back at him. Someone had pinned a copy of the memorandum to the common board, and someone else had underlined the closing paragraph. Exemplary, the bulletin had called it. Every figure sourced. Every objection anticipated. Eleven years of refusal answered in nine pages.</w:t>
+      </w:r>
+    </w:p>
+    <w:p>
+      <w:r>
+        <w:t>Ravi accepted every handshake, and said thank you the proper number of times, and felt, under the warmth of it, something he could not put down.</w:t>
+      </w:r>
+    </w:p>
+    <w:p>
+      <w:r>
+        <w:t>The nine pages were the finest work that had ever carried his name.</w:t>
+      </w:r>
+    </w:p>
+    <w:p>
+      <w:r>
+        <w:t>That was the problem. He had not written them.</w:t>
+      </w:r>
+    </w:p>
+    <w:p>
+      <w:r>
+        <w:t>The memorandum was everything the bulletin said — it had to be, because nothing less could have moved a council that had said no eleven times. Every figure sourced. Every objection anticipated. An argument built the way a bridge is built, with no weight resting anywhere it should not. If a weak memo had ended eleven years of refusal, someone would have smelled the strangeness at once; the brilliance was not decoration, it was cover. And the brilliance was not his — though it wore him like a tailored coat. The pages argued the way he argued. They ordered evidence the way he ordered it; they even carried the dry, careful turns of phrase his section head liked to tease him about. Whoever had made the memorandum had not merely borrowed his name for its title line. They had studied him deeply enough to forge his mind — and had done it so well that Ravi, reading sentences he had never composed, kept catching himself in agreement.</w:t>
+      </w:r>
+    </w:p>
+    <w:p>
+      <w:r>
+        <w:t>On the first morning, before the celebrations began, he had done the one thing a careful analyst does with any document: he had checked where it came from. Analysts of Chanakya were permitted self-initiated studies — it was the house's oldest privilege, the right to follow a question without waiting for an assignment — and the memorandum sat in the records as exactly that. A self-initiated analysis, registered under his name three weeks ago. Drafting sessions logged from his own console, on evenings he remembered spending quite differently. Every step documented, every timestamp plausible.</w:t>
+      </w:r>
+    </w:p>
+    <w:p>
+      <w:r>
+        <w:t>And the memorandum had never needed anyone's authority to reach Kubera, because the road to the council had been standing open for eleven years. The Annex petition was a standing petition: it renewed every cycle, was refused every cycle, and remained, between refusals, a live file. House procedure did the rest, as house procedure always did. When a registered analysis carries the same subject tags as an open petition, the petition office attaches it to the file as a supporting exhibit at the next renewal — no request, no approval, no one's signature but a clerk's routine stamp. The memorandum had simply been in the archive, correctly tagged, when the cycle turned. The machine picked it up and carried it to the council the way a river carries anything placed in the water upstream. Whoever made the nine pages had not needed to submit them to anyone. They had only needed to set them down in the right place and wait.</w:t>
+      </w:r>
+    </w:p>
+    <w:p>
+      <w:r>
+        <w:t>No one would ever ask on whose authority the memorandum had been written or sent, because the records answered every question anyone could think to ask. Every question except his own: the record of how he had written it was complete, orderly, and false — and it was more thoroughly proven than anything he had actually done in his life.</w:t>
+      </w:r>
+    </w:p>
+    <w:p>
+      <w:r>
+        <w:t>All day, colleagues had quoted those sentences to him, and he had accepted the praise with a face he was learning to wear. Each compliment made the weight a little heavier: the whole house now believed a story in which he was the author, and every handshake sank him deeper into it.</w:t>
+      </w:r>
+    </w:p>
+    <w:p>
+      <w:r>
+        <w:t>He watched the hall celebrate and found himself doing the thing he had promised himself, at seventeen, he would always do: looking at the record from the outside. Everyone around him was interrogating the memo's arguments, its sourcing, its elegance — and the memo rewarded them, because the answers inside it were all good ones. Not one of them thought to ask the question that lived outside the pages: not what the memorandum said, but why it existed at all. Why would a third-grade analyst who had never once worked an allocation matter quietly spend three weeks of evenings on a petition the whole house had stopped hoping for aloud? What made that man pick that fight, in that month, after eleven years of settled refusal? Nobody asked, because for them a comfortable answer stood ready: ambition, talent, a young man reaching for a name. Only Ravi knew that the author had never picked the fight at all — because the author did not exist.</w:t>
+      </w:r>
+    </w:p>
+    <w:p>
+      <w:r>
+        <w:t>The city preferred its stories to have authors.</w:t>
+      </w:r>
+    </w:p>
+    <w:p>
+      <w:r>
+        <w:t>His oath still stood — he had reported nothing, filed nothing, told no one, exactly as the voice had predicted he wouldn't, exactly as his own reasoning had concluded he shouldn't. But ever since that night, every file that crossed his desk carried a second question beneath the first — not just what does this record say, but who needed it to say that? — and tonight the second question was living under his own file. He thought of a black king left standing on a table in an empty conservatory. Present. Not yes, not no. Present. He had told himself that standing still was not a choice. The Annex rising with his name inside its foundations said otherwise.</w:t>
+      </w:r>
+    </w:p>
+    <w:p>
+      <w:r>
+        <w:t>Late that evening, when the hall had finally emptied and the lamps had stepped down to their night setting, Ravi did one small thing before going home.</w:t>
+      </w:r>
+    </w:p>
+    <w:p>
+      <w:r>
+        <w:t>He did not open a terminal. He had spent eleven years learning what terminals remember. Instead he took a slip of paper — real paper, from the pad the retrieval clerks used — and wrote on it, from memory, a single file number: the reference of a report he had submitted years ago, as his duty required, about an anomaly no one above him had ever resolved. The case that had been sealed over his head and left open ever since. The first thing in his career the records had ever refused to explain to him.</w:t>
+      </w:r>
+    </w:p>
+    <w:p>
+      <w:r>
+        <w:t>He folded the slip twice and put it in his breast pocket, behind the pens.</w:t>
+      </w:r>
+    </w:p>
+    <w:p>
+      <w:r>
+        <w:t>He did not know yet what he meant to do with it. That was a question for another night. He knew only the oldest fact about himself — the one the voice in the dark had counted on, and the one it should have feared. The voice had used his wanting the way a man uses a fire: for one purpose, carefully, at arm's length. But a wanting like his did not understand purposes, and it did not stay where it was pointed. It had carried him exactly where the voice intended. It would not stop there.</w:t>
+      </w:r>
+    </w:p>
+    <w:p>
+      <w:r>
+        <w:t>He wanted to know.</w:t>
+      </w:r>
+    </w:p>
+    <w:p>
+      <w:r>
+        <w:t>---</w:t>
+      </w:r>
+    </w:p>
+    <w:p>
+      <w:r>
+        <w:t>Far above, at the hour when Ashoka's training halls went dark and its corridors learned to be quiet, Rohan knelt opposite the Dhammapala in a room that held two cushions, one oil lamp burning with a true flame, and nothing that recorded. The lamp was not decoration. A flame needs no power, reports to no grid, and leaves nothing behind but a little smoke — the oldest unrecorded light there is.</w:t>
+      </w:r>
+    </w:p>
+    <w:p>
+      <w:r>
+        <w:t>He reported the way he fought: nothing wasted. The dead room. The wall and its four panels. The cell, by their working names only — the eye, the arm, the ear, the voice — and the rule that made him the body's single door. And last, the bulletin that had arrived mid-meeting: a fourth instance. Same direction, same disguise, same perfection. Generosity as fingerprint.</w:t>
+      </w:r>
+    </w:p>
+    <w:p>
+      <w:r>
+        <w:t>He told her all of it for a simple reason: the charge had come from her, so the unit was Ashoka's — and a secret unit that answered to no Grandmaster would make him the very thing he was hunting. But he gave her the body's shape, not its faces. No names, even here. Even for her, the door held.</w:t>
       </w:r>
     </w:p>
     <w:p>
@@ -364,15 +420,12 @@
     </w:p>
     <w:p>
       <w:r>
-        <w:t>Rohan absorbed that in silence, and did not pretend it had missed.</w:t>
+        <w:t>Rohan took that in silence. The warning had struck something true in him, and he knew it — and he gave her the honesty a fighter owes a clean strike: he did not pretend it had missed.</w:t>
       </w:r>
     </w:p>
     <w:p>
       <w:r>
-        <w:t xml:space="preserve">"There is one more thing," she said. "You hunt a hand that hides in lawful shadows. Be prepared to find, somewhere in the dark, ground that has already been walked — questions answered before you ask them, stones turned the right way up. There are safeguards in this city older than Ashoka, and they do not report to me. If your hunt ever crosses a path that feels like your own thinking arriving ahead of you — do not chase it. Mark the place, and bring it to me, and I will tell you what I can, which will not </w:t>
-      </w:r>
-      <w:r>
-        <w:t>be everything."</w:t>
+        <w:t>"There is one more thing," she said. "You hunt a hand that hides in lawful shadows. Be prepared to find, somewhere in the dark, ground that has already been walked — questions answered before you ask them, stones turned the right way up. There are safeguards in this city older than Ashoka, and they do not report to me. If your hunt ever crosses a path that feels like your own thinking arriving ahead of you — do not chase it. Mark the place, and bring it to me, and I will tell you what I can, which will not be everything."</w:t>
       </w:r>
     </w:p>
     <w:p>
@@ -387,18 +440,27 @@
     </w:p>
     <w:p>
       <w:r>
-        <w:lastRenderedPageBreak/>
-        <w:t>She banked the lamp herself, the old way, with two fingers and no hurry. In the last of its light the room looked like what it was — one more unrecorded place in a city of records, where people said true things aloud and trusted the walls to forget them.</w:t>
+        <w:t>Rohan understood the shape of the answer, if not its contents. There was a who. She knew it, or part of it, and she would not say — and the only road to that name led through some failure large enough to force the meeting. He found he could live without knowing. He hoped he would be allowed to.</w:t>
       </w:r>
     </w:p>
     <w:p>
       <w:r>
-        <w:t>The city above went on believing its ledgers.</w:t>
+        <w:t>She put the lamp out herself, the old way — two fingers to the wick, no hurry. In the last of its light the room looked like what it was: one more unrecorded place in a city of records, where people said true things aloud and trusted the walls to forget them.</w:t>
       </w:r>
     </w:p>
     <w:p>
       <w:r>
-        <w:t>And in three rooms it had no entry for — a dead room, a ringless summit, and a corridor of waking lights far below — the next part of the story was already walking.</w:t>
+        <w:t>The city went on believing its ledgers.</w:t>
+      </w:r>
+    </w:p>
+    <w:p>
+      <w:r>
+        <w:t>In the one room it had recorded in full — a bright archive hall in Chanakya, every toast timestamped, every speech filed — the biggest lie of the day stood celebrated and unquestioned.</w:t>
+      </w:r>
+    </w:p>
+    <w:p>
+      <w:r>
+        <w:t>And in three rooms it had no entry for — the dead room where five hunters had pinned a fourth panel to a wall, the summit chamber where a Grandmaster had set his rings aside to hear a one-third truth, and a corridor far below where the miners followed waking lights toward food and sleep, with their answers promised for the morning — the next part of the story was already walking.</w:t>
       </w:r>
     </w:p>
     <w:sectPr>

--- a/manuscript/chapter-19-the-journey-ahead.docx
+++ b/manuscript/chapter-19-the-journey-ahead.docx
@@ -330,7 +330,7 @@
     </w:p>
     <w:p>
       <w:r>
-        <w:t>He watched the hall celebrate and found himself doing the thing he had promised himself, at seventeen, he would always do: looking at the record from the outside. Everyone around him was interrogating the memo's arguments, its sourcing, its elegance — and the memo rewarded them, because the answers inside it were all good ones. Not one of them thought to ask the question that lived outside the pages: not what the memorandum said, but why it existed at all. Why would a third-grade analyst who had never once worked an allocation matter quietly spend three weeks of evenings on a petition the whole house had stopped hoping for aloud? What made that man pick that fight, in that month, after eleven years of settled refusal? Nobody asked, because for them a comfortable answer stood ready: ambition, talent, a young man reaching for a name. Only Ravi knew that the author had never picked the fight at all — because the author did not exist.</w:t>
+        <w:t>He watched the hall celebrate and found himself doing the thing he had promised himself, at seventeen, he would always do: looking at the record from the outside. Everyone around him was interrogating the memo's arguments, its sourcing, its elegance — and the memo rewarded them, because the answers inside it were all good ones. Not one of them thought to ask the question that lived outside the pages: not what the memorandum said, but why it existed at all. Why would an analyst who had never once worked an allocation matter quietly spend three weeks of evenings on a petition the whole house had stopped hoping for aloud? What made that man pick that fight, in that month, after eleven years of settled refusal? Nobody asked, because for them a comfortable answer stood ready: ambition, talent, a young man reaching for a name. Only Ravi knew that the author had never picked the fight at all — because the author did not exist.</w:t>
       </w:r>
     </w:p>
     <w:p>

--- a/manuscript/chapter-19-the-journey-ahead.docx
+++ b/manuscript/chapter-19-the-journey-ahead.docx
@@ -380,7 +380,7 @@
     </w:p>
     <w:p>
       <w:r>
-        <w:t>He reported the way he fought: nothing wasted. The dead room. The wall and its four panels. The cell, by their working names only — the eye, the arm, the ear, the voice — and the rule that made him the body's single door. And last, the bulletin that had arrived mid-meeting: a fourth instance. Same direction, same disguise, same perfection. Generosity as fingerprint.</w:t>
+        <w:t>He reported the way he fought: nothing wasted. The dead room. The wall and its four panels. The cell, by their working names only — the eye, the arm, the ear, the tongue — and the rule that made him the body's single door. And last, the bulletin that had arrived mid-meeting: a fourth instance. Same direction, same disguise, same perfection. Generosity as fingerprint.</w:t>
       </w:r>
     </w:p>
     <w:p>
